--- a/docs/lista_louvores/Textos_Louvores/SÊ MINHA VIDA (363 CC).docx
+++ b/docs/lista_louvores/Textos_Louvores/SÊ MINHA VIDA (363 CC).docx
@@ -4,68 +4,28 @@
   <w:body>
     <w:p>
       <w:pPr>
-        <w:pStyle w:val="PargrafodaLista"/>
-        <w:numPr>
-          <w:ilvl w:val="0"/>
-          <w:numId w:val="1"/>
-        </w:numPr>
-        <w:autoSpaceDE w:val="0"/>
-        <w:autoSpaceDN w:val="0"/>
-        <w:adjustRightInd w:val="0"/>
-        <w:spacing w:before="120" w:after="80" w:line="240" w:lineRule="auto"/>
-        <w:ind w:left="648"/>
-        <w:jc w:val="both"/>
-        <w:rPr>
-          <w:rFonts w:ascii="Arial" w:hAnsi="Arial" w:cs="Arial"/>
+        <w:pStyle w:val="Ttulo1"/>
+        <w:rPr>
+          <w:color w:val="auto"/>
         </w:rPr>
       </w:pPr>
       <w:r>
-        <w:rPr>
-          <w:color w:val="000000"/>
-          <w:sz w:val="28"/>
-          <w:szCs w:val="28"/>
-        </w:rPr>
-        <w:t>Sê minha vida (CC 3</w:t>
+        <w:t>Sê minha vida (363</w:t>
       </w:r>
       <w:r>
-        <w:rPr>
-          <w:color w:val="000000"/>
-          <w:sz w:val="28"/>
-          <w:szCs w:val="28"/>
-        </w:rPr>
-        <w:t>63</w:t>
+        <w:t xml:space="preserve"> CC</w:t>
       </w:r>
       <w:r>
-        <w:rPr>
-          <w:color w:val="000000"/>
-          <w:sz w:val="28"/>
-          <w:szCs w:val="28"/>
-        </w:rPr>
         <w:t>)</w:t>
       </w:r>
     </w:p>
     <w:p>
       <w:pPr>
-        <w:rPr>
-          <w:color w:val="1F1F1F"/>
-          <w:shd w:val="clear" w:color="auto" w:fill="FFFFFF"/>
-        </w:rPr>
-      </w:pPr>
-    </w:p>
-    <w:p>
-      <w:pPr>
-        <w:pStyle w:val="PargrafodaLista"/>
-        <w:numPr>
-          <w:ilvl w:val="0"/>
-          <w:numId w:val="1"/>
-        </w:numPr>
         <w:autoSpaceDE w:val="0"/>
         <w:autoSpaceDN w:val="0"/>
         <w:adjustRightInd w:val="0"/>
-        <w:spacing w:line="240" w:lineRule="auto"/>
-        <w:ind w:left="1293" w:hanging="357"/>
-        <w:contextualSpacing w:val="0"/>
-        <w:rPr>
+        <w:rPr>
+          <w:rFonts w:ascii="Times New Roman" w:hAnsi="Times New Roman"/>
           <w:b/>
           <w:bCs/>
           <w:i/>
@@ -74,6 +34,7 @@
       </w:pPr>
       <w:r>
         <w:rPr>
+          <w:rFonts w:ascii="Times New Roman" w:hAnsi="Times New Roman"/>
           <w:b/>
           <w:bCs/>
           <w:i/>
@@ -83,6 +44,7 @@
       </w:r>
       <w:r>
         <w:rPr>
+          <w:rFonts w:ascii="Times New Roman" w:hAnsi="Times New Roman"/>
           <w:b/>
           <w:bCs/>
           <w:i/>
@@ -93,6 +55,7 @@
       </w:r>
       <w:r>
         <w:rPr>
+          <w:rFonts w:ascii="Times New Roman" w:hAnsi="Times New Roman"/>
           <w:b/>
           <w:bCs/>
           <w:i/>
@@ -103,6 +66,7 @@
       </w:r>
       <w:r>
         <w:rPr>
+          <w:rFonts w:ascii="Times New Roman" w:hAnsi="Times New Roman"/>
           <w:b/>
           <w:bCs/>
           <w:i/>
@@ -114,6 +78,7 @@
       <w:proofErr w:type="gramStart"/>
       <w:r>
         <w:rPr>
+          <w:rFonts w:ascii="Times New Roman" w:hAnsi="Times New Roman"/>
           <w:b/>
           <w:bCs/>
           <w:i/>
@@ -124,6 +89,7 @@
       <w:proofErr w:type="gramEnd"/>
       <w:r>
         <w:rPr>
+          <w:rFonts w:ascii="Times New Roman" w:hAnsi="Times New Roman"/>
           <w:b/>
           <w:bCs/>
           <w:i/>
@@ -134,79 +100,78 @@
     </w:p>
     <w:p>
       <w:pPr>
-        <w:pStyle w:val="PargrafodaLista"/>
-        <w:numPr>
-          <w:ilvl w:val="0"/>
-          <w:numId w:val="1"/>
-        </w:numPr>
         <w:autoSpaceDE w:val="0"/>
         <w:autoSpaceDN w:val="0"/>
         <w:adjustRightInd w:val="0"/>
-        <w:spacing w:line="240" w:lineRule="auto"/>
-        <w:ind w:left="1293" w:hanging="357"/>
-        <w:contextualSpacing w:val="0"/>
+        <w:rPr>
+          <w:rFonts w:ascii="Times New Roman" w:hAnsi="Times New Roman"/>
+        </w:rPr>
       </w:pPr>
       <w:r>
+        <w:rPr>
+          <w:rFonts w:ascii="Times New Roman" w:hAnsi="Times New Roman"/>
+        </w:rPr>
         <w:t>Sê minha fonte de todo saber,</w:t>
       </w:r>
       <w:r>
+        <w:rPr>
+          <w:rFonts w:ascii="Times New Roman" w:hAnsi="Times New Roman"/>
+        </w:rPr>
         <w:br/>
+        <w:t>Pois a verdade eu desejo aprender.</w:t>
       </w:r>
       <w:r>
-        <w:t>P</w:t>
-      </w:r>
-      <w:r>
-        <w:t>ois a verdade eu desejo aprender.</w:t>
-      </w:r>
-      <w:r>
+        <w:rPr>
+          <w:rFonts w:ascii="Times New Roman" w:hAnsi="Times New Roman"/>
+        </w:rPr>
         <w:br/>
-      </w:r>
-      <w:r>
         <w:t>Eu sou Teu filho, ó Pai sem igual.</w:t>
       </w:r>
       <w:r>
+        <w:rPr>
+          <w:rFonts w:ascii="Times New Roman" w:hAnsi="Times New Roman"/>
+        </w:rPr>
         <w:br/>
         <w:t>Em mim habita, Senhor divinal.</w:t>
       </w:r>
     </w:p>
     <w:p>
       <w:pPr>
-        <w:pStyle w:val="PargrafodaLista"/>
-        <w:numPr>
-          <w:ilvl w:val="0"/>
-          <w:numId w:val="1"/>
-        </w:numPr>
         <w:autoSpaceDE w:val="0"/>
         <w:autoSpaceDN w:val="0"/>
         <w:adjustRightInd w:val="0"/>
-        <w:spacing w:line="240" w:lineRule="auto"/>
-        <w:ind w:left="1293" w:hanging="357"/>
-        <w:contextualSpacing w:val="0"/>
+        <w:rPr>
+          <w:rFonts w:ascii="Times New Roman" w:hAnsi="Times New Roman"/>
+        </w:rPr>
       </w:pPr>
       <w:r>
+        <w:rPr>
+          <w:rFonts w:ascii="Times New Roman" w:hAnsi="Times New Roman"/>
+        </w:rPr>
         <w:t>Ó Soberano do reino eternal,</w:t>
       </w:r>
       <w:r>
+        <w:rPr>
+          <w:rFonts w:ascii="Times New Roman" w:hAnsi="Times New Roman"/>
+        </w:rPr>
         <w:br/>
+        <w:t>Hei de chegar à vitória final.</w:t>
       </w:r>
       <w:r>
-        <w:t>H</w:t>
-      </w:r>
-      <w:r>
-        <w:t>ei de chegar à vitória final.</w:t>
-      </w:r>
-      <w:r>
+        <w:rPr>
+          <w:rFonts w:ascii="Times New Roman" w:hAnsi="Times New Roman"/>
+        </w:rPr>
         <w:br/>
-      </w:r>
-      <w:r>
         <w:t>Sê o primeiro no meu coração,</w:t>
       </w:r>
       <w:r>
+        <w:rPr>
+          <w:rFonts w:ascii="Times New Roman" w:hAnsi="Times New Roman"/>
+        </w:rPr>
         <w:br/>
         <w:t>sê minha vida, sê minha visão.</w:t>
       </w:r>
     </w:p>
-    <w:p/>
     <w:sectPr>
       <w:pgSz w:w="11906" w:h="16838"/>
       <w:pgMar w:top="1417" w:right="1701" w:bottom="1417" w:left="1701" w:header="708" w:footer="708" w:gutter="0"/>
